--- a/docs/Milestone/SecureLink_Milestone_Documentation.docx
+++ b/docs/Milestone/SecureLink_Milestone_Documentation.docx
@@ -5657,39 +5657,7 @@
                 <w:rFonts w:eastAsia="Times New Roman"/>
                 <w:color w:val="000000"/>
               </w:rPr>
-              <w:t xml:space="preserve">so that my session token survives restarts securely (planned — see </w:t>
-            </w:r>
-            <w:proofErr w:type="spellStart"/>
-            <w:r>
-              <w:rPr>
-                <w:rFonts w:eastAsia="Times New Roman"/>
-                <w:color w:val="000000"/>
-              </w:rPr>
-              <w:t>AuthToken</w:t>
-            </w:r>
-            <w:proofErr w:type="spellEnd"/>
-            <w:r>
-              <w:rPr>
-                <w:rFonts w:eastAsia="Times New Roman"/>
-                <w:color w:val="000000"/>
-              </w:rPr>
-              <w:t xml:space="preserve"> TODO in </w:t>
-            </w:r>
-            <w:proofErr w:type="spellStart"/>
-            <w:r>
-              <w:rPr>
-                <w:rFonts w:eastAsia="Times New Roman"/>
-                <w:color w:val="000000"/>
-              </w:rPr>
-              <w:t>ApiClient.cs</w:t>
-            </w:r>
-            <w:proofErr w:type="spellEnd"/>
-            <w:r>
-              <w:rPr>
-                <w:rFonts w:eastAsia="Times New Roman"/>
-                <w:color w:val="000000"/>
-              </w:rPr>
-              <w:t>)</w:t>
+              <w:t xml:space="preserve">so that my session token survives restarts securely</w:t>
             </w:r>
           </w:p>
         </w:tc>
@@ -5884,23 +5852,7 @@
                 <w:rFonts w:eastAsia="Times New Roman"/>
                 <w:color w:val="000000"/>
               </w:rPr>
-              <w:t xml:space="preserve">so that I know the tunnel is down instead of assuming I'm still protected (planned — see </w:t>
-            </w:r>
-            <w:proofErr w:type="spellStart"/>
-            <w:r>
-              <w:rPr>
-                <w:rFonts w:eastAsia="Times New Roman"/>
-                <w:color w:val="000000"/>
-              </w:rPr>
-              <w:t>IsHandshakeActive</w:t>
-            </w:r>
-            <w:proofErr w:type="spellEnd"/>
-            <w:r>
-              <w:rPr>
-                <w:rFonts w:eastAsia="Times New Roman"/>
-                <w:color w:val="000000"/>
-              </w:rPr>
-              <w:t xml:space="preserve"> TODO)</w:t>
+              <w:t xml:space="preserve">so that I know the tunnel is down instead of assuming I'm still protected</w:t>
             </w:r>
           </w:p>
         </w:tc>
@@ -6504,23 +6456,7 @@
                 <w:rFonts w:eastAsia="Times New Roman"/>
                 <w:color w:val="000000"/>
               </w:rPr>
-              <w:t>23 of 25 = 92</w:t>
-            </w:r>
-            <w:proofErr w:type="gramStart"/>
-            <w:r>
-              <w:rPr>
-                <w:rFonts w:eastAsia="Times New Roman"/>
-                <w:color w:val="000000"/>
-              </w:rPr>
-              <w:t>%  (</w:t>
-            </w:r>
-            <w:proofErr w:type="gramEnd"/>
-            <w:r>
-              <w:rPr>
-                <w:rFonts w:eastAsia="Times New Roman"/>
-                <w:color w:val="000000"/>
-              </w:rPr>
-              <w:t>US-24 and US-25 are partially complete)</w:t>
+              <w:t xml:space="preserve">23 of 25 = 92% at Milestone 4; 25 of 25 = 100% after Milestone 6 (US-24 and US-25 completed)</w:t>
             </w:r>
           </w:p>
         </w:tc>
@@ -6733,7 +6669,7 @@
                 <w:rFonts w:eastAsia="Times New Roman"/>
                 <w:color w:val="000000"/>
               </w:rPr>
-              <w:t>~90%</w:t>
+              <w:t xml:space="preserve">100%</w:t>
             </w:r>
           </w:p>
         </w:tc>
@@ -11661,7 +11597,7 @@
                 <w:sz w:val="20"/>
                 <w:szCs w:val="20"/>
               </w:rPr>
-              <w:t>Not yet designed</w:t>
+              <w:t xml:space="preserve">TokenStore.cs and ApiClient.cs class comments; Requirements Review</w:t>
             </w:r>
           </w:p>
         </w:tc>
@@ -11690,7 +11626,7 @@
                 <w:sz w:val="20"/>
                 <w:szCs w:val="20"/>
               </w:rPr>
-              <w:t>ApiClient.AuthToken (TODO Phase 4)</w:t>
+              <w:t xml:space="preserve">TokenStore (Windows Credential Manager); ApiClient.TryRestoreSessionAsync() / RefreshTokenAsync() / SignOut(); AuthController.Refresh()</w:t>
             </w:r>
           </w:p>
         </w:tc>
@@ -11719,7 +11655,7 @@
                 <w:sz w:val="20"/>
                 <w:szCs w:val="20"/>
               </w:rPr>
-              <w:t>—</w:t>
+              <w:t xml:space="preserve">TC-AUTH-07, TC-AUTH-08, TC-AUTH-09, TC-AUTH-10</w:t>
             </w:r>
           </w:p>
         </w:tc>
@@ -11749,7 +11685,7 @@
                 <w:sz w:val="20"/>
                 <w:szCs w:val="20"/>
               </w:rPr>
-              <w:t>Not implemented yet — currently an in-memory field only. Planned for a later milestone. Out of scope for Milestone 5 testing; planned for Milestone 6.</w:t>
+              <w:t xml:space="preserve">Completed in Milestone 6. Token is saved on sign-in, restored and refreshed on launch, and removed on Sign out. The refresh endpoint also keeps long sessions signed in.</w:t>
             </w:r>
           </w:p>
         </w:tc>
@@ -11870,7 +11806,7 @@
                 <w:sz w:val="20"/>
                 <w:szCs w:val="20"/>
               </w:rPr>
-              <w:t>Not yet designed</w:t>
+              <w:t xml:space="preserve">TunnelHealth.cs class comment; Requirements Review</w:t>
             </w:r>
           </w:p>
         </w:tc>
@@ -11899,7 +11835,7 @@
                 <w:sz w:val="20"/>
                 <w:szCs w:val="20"/>
               </w:rPr>
-              <w:t>WireGuardInterop.IsHandshakeActive() (TODO Phase 5 / HealthMonitor)</w:t>
+              <w:t xml:space="preserve">WireGuardInterop.GetLatestHandshakeUtc(); TunnelHealth.Evaluate(); MainWindow.CheckTunnelHealth()</w:t>
             </w:r>
           </w:p>
         </w:tc>
@@ -11928,7 +11864,7 @@
                 <w:sz w:val="20"/>
                 <w:szCs w:val="20"/>
               </w:rPr>
-              <w:t>—</w:t>
+              <w:t xml:space="preserve">TC-WG-07, TC-WG-08</w:t>
             </w:r>
           </w:p>
         </w:tc>
@@ -11958,7 +11894,7 @@
                 <w:sz w:val="20"/>
                 <w:szCs w:val="20"/>
               </w:rPr>
-              <w:t>Stub only — checks for "any output," doesn't yet compare timestamps or surface an alert. Out of scope for Milestone 5 testing; planned for Milestone 6.</w:t>
+              <w:t xml:space="preserve">Completed in Milestone 6. Checked every 5 s while connected; shows "Connection lost" when the last handshake is older than 180 s and clears when the relay answers again.</w:t>
             </w:r>
           </w:p>
         </w:tc>
@@ -18049,7 +17985,7 @@
         <w:keepNext/>
       </w:pPr>
       <w:r>
-        <w:t>Authentication  —  executed: 2026-09-27</w:t>
+        <w:t>Authentication  —  executed: 2026-09-27; TC-AUTH-07–10 on 2026-10-11</w:t>
       </w:r>
     </w:p>
     <w:tbl>
@@ -19872,6 +19808,1038 @@
                 <w:szCs w:val="14"/>
               </w:rPr>
               <w:t>Executed 2026-09-27 against the production backend (https://165.227.213.133).</w:t>
+            </w:r>
+          </w:p>
+        </w:tc>
+      </w:tr>
+      <w:tr>
+        <w:trPr>
+          <w:cantSplit/>
+        </w:trPr>
+        <w:tc>
+          <w:tcPr>
+            <w:tcW w:w="1000" w:type="dxa"/>
+            <w:tcBorders>
+              <w:top w:val="single" w:sz="4" w:space="0" w:color="auto"/>
+              <w:left w:val="single" w:sz="4" w:space="0" w:color="auto"/>
+              <w:bottom w:val="single" w:sz="4" w:space="0" w:color="auto"/>
+              <w:right w:val="single" w:sz="4" w:space="0" w:color="auto"/>
+            </w:tcBorders>
+          </w:tcPr>
+          <w:p>
+            <w:r>
+              <w:rPr>
+                <w:rFonts w:ascii="Verdana" w:eastAsia="Times New Roman" w:hAnsi="Verdana" w:cs="Verdana"/>
+                <w:b/>
+                <w:sz w:val="14"/>
+                <w:szCs w:val="14"/>
+              </w:rPr>
+              <w:t xml:space="preserve">TC-AUTH-07</w:t>
+            </w:r>
+          </w:p>
+        </w:tc>
+        <w:tc>
+          <w:tcPr>
+            <w:tcW w:w="1250" w:type="dxa"/>
+            <w:tcBorders>
+              <w:top w:val="single" w:sz="4" w:space="0" w:color="auto"/>
+              <w:left w:val="single" w:sz="4" w:space="0" w:color="auto"/>
+              <w:bottom w:val="single" w:sz="4" w:space="0" w:color="auto"/>
+              <w:right w:val="single" w:sz="4" w:space="0" w:color="auto"/>
+            </w:tcBorders>
+          </w:tcPr>
+          <w:p>
+            <w:r>
+              <w:rPr>
+                <w:rFonts w:ascii="Verdana" w:eastAsia="Times New Roman" w:hAnsi="Verdana" w:cs="Verdana"/>
+                <w:sz w:val="14"/>
+                <w:szCs w:val="14"/>
+              </w:rPr>
+              <w:t xml:space="preserve">Sign-in token saved in Windows Credential Manager</w:t>
+            </w:r>
+          </w:p>
+        </w:tc>
+        <w:tc>
+          <w:tcPr>
+            <w:tcW w:w="760" w:type="dxa"/>
+            <w:tcBorders>
+              <w:top w:val="single" w:sz="4" w:space="0" w:color="auto"/>
+              <w:left w:val="single" w:sz="4" w:space="0" w:color="auto"/>
+              <w:bottom w:val="single" w:sz="4" w:space="0" w:color="auto"/>
+              <w:right w:val="single" w:sz="4" w:space="0" w:color="auto"/>
+            </w:tcBorders>
+          </w:tcPr>
+          <w:p>
+            <w:r>
+              <w:rPr>
+                <w:rFonts w:ascii="Verdana" w:eastAsia="Times New Roman" w:hAnsi="Verdana" w:cs="Verdana"/>
+                <w:sz w:val="14"/>
+                <w:szCs w:val="14"/>
+              </w:rPr>
+              <w:t xml:space="preserve">High</w:t>
+            </w:r>
+          </w:p>
+        </w:tc>
+        <w:tc>
+          <w:tcPr>
+            <w:tcW w:w="1250" w:type="dxa"/>
+            <w:tcBorders>
+              <w:top w:val="single" w:sz="4" w:space="0" w:color="auto"/>
+              <w:left w:val="single" w:sz="4" w:space="0" w:color="auto"/>
+              <w:bottom w:val="single" w:sz="4" w:space="0" w:color="auto"/>
+              <w:right w:val="single" w:sz="4" w:space="0" w:color="auto"/>
+            </w:tcBorders>
+          </w:tcPr>
+          <w:p>
+            <w:r>
+              <w:rPr>
+                <w:rFonts w:ascii="Verdana" w:eastAsia="Times New Roman" w:hAnsi="Verdana" w:cs="Verdana"/>
+                <w:sz w:val="14"/>
+                <w:szCs w:val="14"/>
+              </w:rPr>
+              <w:t xml:space="preserve">TokenStore.Save(); ApiClient.AcceptToken()</w:t>
+            </w:r>
+          </w:p>
+        </w:tc>
+        <w:tc>
+          <w:tcPr>
+            <w:tcW w:w="1400" w:type="dxa"/>
+            <w:tcBorders>
+              <w:top w:val="single" w:sz="4" w:space="0" w:color="auto"/>
+              <w:left w:val="single" w:sz="4" w:space="0" w:color="auto"/>
+              <w:bottom w:val="single" w:sz="4" w:space="0" w:color="auto"/>
+              <w:right w:val="single" w:sz="4" w:space="0" w:color="auto"/>
+            </w:tcBorders>
+          </w:tcPr>
+          <w:p>
+            <w:r>
+              <w:rPr>
+                <w:rFonts w:ascii="Verdana" w:eastAsia="Times New Roman" w:hAnsi="Verdana" w:cs="Verdana"/>
+                <w:sz w:val="14"/>
+                <w:szCs w:val="14"/>
+              </w:rPr>
+              <w:t xml:space="preserve">Verify the sign-in token is kept in the Windows credential vault, not only in memory (US-24).</w:t>
+            </w:r>
+          </w:p>
+        </w:tc>
+        <w:tc>
+          <w:tcPr>
+            <w:tcW w:w="1750" w:type="dxa"/>
+            <w:tcBorders>
+              <w:top w:val="single" w:sz="4" w:space="0" w:color="auto"/>
+              <w:left w:val="single" w:sz="4" w:space="0" w:color="auto"/>
+              <w:bottom w:val="single" w:sz="4" w:space="0" w:color="auto"/>
+              <w:right w:val="single" w:sz="4" w:space="0" w:color="auto"/>
+            </w:tcBorders>
+          </w:tcPr>
+          <w:p>
+            <w:r>
+              <w:rPr>
+                <w:rFonts w:ascii="Verdana" w:eastAsia="Times New Roman" w:hAnsi="Verdana" w:cs="Verdana"/>
+                <w:sz w:val="14"/>
+                <w:szCs w:val="14"/>
+              </w:rPr>
+              <w:t xml:space="preserve">1. Sign in.</w:t>
+            </w:r>
+          </w:p>
+          <w:p>
+            <w:r>
+              <w:rPr>
+                <w:rFonts w:ascii="Verdana" w:eastAsia="Times New Roman" w:hAnsi="Verdana" w:cs="Verdana"/>
+                <w:sz w:val="14"/>
+                <w:szCs w:val="14"/>
+              </w:rPr>
+              <w:t xml:space="preserve">2. Run `cmdkey /list`.</w:t>
+            </w:r>
+          </w:p>
+          <w:p>
+            <w:r>
+              <w:rPr>
+                <w:rFonts w:ascii="Verdana" w:eastAsia="Times New Roman" w:hAnsi="Verdana" w:cs="Verdana"/>
+                <w:sz w:val="14"/>
+                <w:szCs w:val="14"/>
+              </w:rPr>
+              <w:t xml:space="preserve">3. Compare the stored token and expiry with the ones in use.</w:t>
+            </w:r>
+          </w:p>
+        </w:tc>
+        <w:tc>
+          <w:tcPr>
+            <w:tcW w:w="1200" w:type="dxa"/>
+            <w:tcBorders>
+              <w:top w:val="single" w:sz="4" w:space="0" w:color="auto"/>
+              <w:left w:val="single" w:sz="4" w:space="0" w:color="auto"/>
+              <w:bottom w:val="single" w:sz="4" w:space="0" w:color="auto"/>
+              <w:right w:val="single" w:sz="4" w:space="0" w:color="auto"/>
+            </w:tcBorders>
+          </w:tcPr>
+          <w:p>
+            <w:r>
+              <w:rPr>
+                <w:rFonts w:ascii="Verdana" w:eastAsia="Times New Roman" w:hAnsi="Verdana" w:cs="Verdana"/>
+                <w:sz w:val="14"/>
+                <w:szCs w:val="14"/>
+              </w:rPr>
+              <w:t xml:space="preserve">Test account</w:t>
+            </w:r>
+          </w:p>
+        </w:tc>
+        <w:tc>
+          <w:tcPr>
+            <w:tcW w:w="1700" w:type="dxa"/>
+            <w:tcBorders>
+              <w:top w:val="single" w:sz="4" w:space="0" w:color="auto"/>
+              <w:left w:val="single" w:sz="4" w:space="0" w:color="auto"/>
+              <w:bottom w:val="single" w:sz="4" w:space="0" w:color="auto"/>
+              <w:right w:val="single" w:sz="4" w:space="0" w:color="auto"/>
+            </w:tcBorders>
+          </w:tcPr>
+          <w:p>
+            <w:r>
+              <w:rPr>
+                <w:rFonts w:ascii="Verdana" w:eastAsia="Times New Roman" w:hAnsi="Verdana" w:cs="Verdana"/>
+                <w:sz w:val="14"/>
+                <w:szCs w:val="14"/>
+              </w:rPr>
+              <w:t xml:space="preserve">A generic credential named "SecureLink:AuthToken" exists; it holds the current token and its expiry time. The token is not written to any file.</w:t>
+            </w:r>
+          </w:p>
+        </w:tc>
+        <w:tc>
+          <w:tcPr>
+            <w:tcW w:w="1900" w:type="dxa"/>
+            <w:tcBorders>
+              <w:top w:val="single" w:sz="4" w:space="0" w:color="auto"/>
+              <w:left w:val="single" w:sz="4" w:space="0" w:color="auto"/>
+              <w:bottom w:val="single" w:sz="4" w:space="0" w:color="auto"/>
+              <w:right w:val="single" w:sz="4" w:space="0" w:color="auto"/>
+            </w:tcBorders>
+          </w:tcPr>
+          <w:p>
+            <w:r>
+              <w:rPr>
+                <w:rFonts w:ascii="Verdana" w:eastAsia="Times New Roman" w:hAnsi="Verdana" w:cs="Verdana"/>
+                <w:sz w:val="14"/>
+                <w:szCs w:val="14"/>
+              </w:rPr>
+              <w:t xml:space="preserve">after sign-in the token is in Windows Credential Manager: entry "SecureLink:AuthToken:test" listed by `cmdkey /list`=True; stored token equals the one in use=True; stored expiry is 60 minutes ahead</w:t>
+            </w:r>
+          </w:p>
+        </w:tc>
+        <w:tc>
+          <w:tcPr>
+            <w:tcW w:w="900" w:type="dxa"/>
+            <w:tcBorders>
+              <w:top w:val="single" w:sz="4" w:space="0" w:color="auto"/>
+              <w:left w:val="single" w:sz="4" w:space="0" w:color="auto"/>
+              <w:bottom w:val="single" w:sz="4" w:space="0" w:color="auto"/>
+              <w:right w:val="single" w:sz="4" w:space="0" w:color="auto"/>
+            </w:tcBorders>
+            <w:shd w:val="clear" w:color="auto" w:fill="C6EFCE"/>
+          </w:tcPr>
+          <w:p>
+            <w:r>
+              <w:rPr>
+                <w:rFonts w:ascii="Verdana" w:eastAsia="Times New Roman" w:hAnsi="Verdana" w:cs="Verdana"/>
+                <w:sz w:val="14"/>
+                <w:szCs w:val="14"/>
+              </w:rPr>
+              <w:t xml:space="preserve">Pass</w:t>
+            </w:r>
+          </w:p>
+        </w:tc>
+        <w:tc>
+          <w:tcPr>
+            <w:tcW w:w="1290" w:type="dxa"/>
+            <w:tcBorders>
+              <w:top w:val="single" w:sz="4" w:space="0" w:color="auto"/>
+              <w:left w:val="single" w:sz="4" w:space="0" w:color="auto"/>
+              <w:bottom w:val="single" w:sz="4" w:space="0" w:color="auto"/>
+              <w:right w:val="single" w:sz="4" w:space="0" w:color="auto"/>
+            </w:tcBorders>
+          </w:tcPr>
+          <w:p>
+            <w:r>
+              <w:rPr>
+                <w:rFonts w:ascii="Verdana" w:eastAsia="Times New Roman" w:hAnsi="Verdana" w:cs="Verdana"/>
+                <w:sz w:val="14"/>
+                <w:szCs w:val="14"/>
+              </w:rPr>
+              <w:t xml:space="preserve">Executed 2026-10-11 as Administrator by an automated harness that drives the client's own classes against the production backend and relays. The harness used a separate vault entry ("SecureLink:AuthToken:test") so the tester's own saved sign-in was not touched. </w:t>
+            </w:r>
+          </w:p>
+        </w:tc>
+      </w:tr>
+      <w:tr>
+        <w:trPr>
+          <w:cantSplit/>
+        </w:trPr>
+        <w:tc>
+          <w:tcPr>
+            <w:tcW w:w="1000" w:type="dxa"/>
+            <w:tcBorders>
+              <w:top w:val="single" w:sz="4" w:space="0" w:color="auto"/>
+              <w:left w:val="single" w:sz="4" w:space="0" w:color="auto"/>
+              <w:bottom w:val="single" w:sz="4" w:space="0" w:color="auto"/>
+              <w:right w:val="single" w:sz="4" w:space="0" w:color="auto"/>
+            </w:tcBorders>
+          </w:tcPr>
+          <w:p>
+            <w:r>
+              <w:rPr>
+                <w:rFonts w:ascii="Verdana" w:eastAsia="Times New Roman" w:hAnsi="Verdana" w:cs="Verdana"/>
+                <w:b/>
+                <w:sz w:val="14"/>
+                <w:szCs w:val="14"/>
+              </w:rPr>
+              <w:t xml:space="preserve">TC-AUTH-08</w:t>
+            </w:r>
+          </w:p>
+        </w:tc>
+        <w:tc>
+          <w:tcPr>
+            <w:tcW w:w="1250" w:type="dxa"/>
+            <w:tcBorders>
+              <w:top w:val="single" w:sz="4" w:space="0" w:color="auto"/>
+              <w:left w:val="single" w:sz="4" w:space="0" w:color="auto"/>
+              <w:bottom w:val="single" w:sz="4" w:space="0" w:color="auto"/>
+              <w:right w:val="single" w:sz="4" w:space="0" w:color="auto"/>
+            </w:tcBorders>
+          </w:tcPr>
+          <w:p>
+            <w:r>
+              <w:rPr>
+                <w:rFonts w:ascii="Verdana" w:eastAsia="Times New Roman" w:hAnsi="Verdana" w:cs="Verdana"/>
+                <w:sz w:val="14"/>
+                <w:szCs w:val="14"/>
+              </w:rPr>
+              <w:t xml:space="preserve">Saved sign-in restored on next launch</w:t>
+            </w:r>
+          </w:p>
+        </w:tc>
+        <w:tc>
+          <w:tcPr>
+            <w:tcW w:w="760" w:type="dxa"/>
+            <w:tcBorders>
+              <w:top w:val="single" w:sz="4" w:space="0" w:color="auto"/>
+              <w:left w:val="single" w:sz="4" w:space="0" w:color="auto"/>
+              <w:bottom w:val="single" w:sz="4" w:space="0" w:color="auto"/>
+              <w:right w:val="single" w:sz="4" w:space="0" w:color="auto"/>
+            </w:tcBorders>
+          </w:tcPr>
+          <w:p>
+            <w:r>
+              <w:rPr>
+                <w:rFonts w:ascii="Verdana" w:eastAsia="Times New Roman" w:hAnsi="Verdana" w:cs="Verdana"/>
+                <w:sz w:val="14"/>
+                <w:szCs w:val="14"/>
+              </w:rPr>
+              <w:t xml:space="preserve">High</w:t>
+            </w:r>
+          </w:p>
+        </w:tc>
+        <w:tc>
+          <w:tcPr>
+            <w:tcW w:w="1250" w:type="dxa"/>
+            <w:tcBorders>
+              <w:top w:val="single" w:sz="4" w:space="0" w:color="auto"/>
+              <w:left w:val="single" w:sz="4" w:space="0" w:color="auto"/>
+              <w:bottom w:val="single" w:sz="4" w:space="0" w:color="auto"/>
+              <w:right w:val="single" w:sz="4" w:space="0" w:color="auto"/>
+            </w:tcBorders>
+          </w:tcPr>
+          <w:p>
+            <w:r>
+              <w:rPr>
+                <w:rFonts w:ascii="Verdana" w:eastAsia="Times New Roman" w:hAnsi="Verdana" w:cs="Verdana"/>
+                <w:sz w:val="14"/>
+                <w:szCs w:val="14"/>
+              </w:rPr>
+              <w:t xml:space="preserve">ApiClient.TryRestoreSessionAsync(); LoginWindow.TryResumeSessionAsync()</w:t>
+            </w:r>
+          </w:p>
+        </w:tc>
+        <w:tc>
+          <w:tcPr>
+            <w:tcW w:w="1400" w:type="dxa"/>
+            <w:tcBorders>
+              <w:top w:val="single" w:sz="4" w:space="0" w:color="auto"/>
+              <w:left w:val="single" w:sz="4" w:space="0" w:color="auto"/>
+              <w:bottom w:val="single" w:sz="4" w:space="0" w:color="auto"/>
+              <w:right w:val="single" w:sz="4" w:space="0" w:color="auto"/>
+            </w:tcBorders>
+          </w:tcPr>
+          <w:p>
+            <w:r>
+              <w:rPr>
+                <w:rFonts w:ascii="Verdana" w:eastAsia="Times New Roman" w:hAnsi="Verdana" w:cs="Verdana"/>
+                <w:sz w:val="14"/>
+                <w:szCs w:val="14"/>
+              </w:rPr>
+              <w:t xml:space="preserve">Verify the app signs in from the saved token on the next launch, without the password (US-24).</w:t>
+            </w:r>
+          </w:p>
+        </w:tc>
+        <w:tc>
+          <w:tcPr>
+            <w:tcW w:w="1750" w:type="dxa"/>
+            <w:tcBorders>
+              <w:top w:val="single" w:sz="4" w:space="0" w:color="auto"/>
+              <w:left w:val="single" w:sz="4" w:space="0" w:color="auto"/>
+              <w:bottom w:val="single" w:sz="4" w:space="0" w:color="auto"/>
+              <w:right w:val="single" w:sz="4" w:space="0" w:color="auto"/>
+            </w:tcBorders>
+          </w:tcPr>
+          <w:p>
+            <w:r>
+              <w:rPr>
+                <w:rFonts w:ascii="Verdana" w:eastAsia="Times New Roman" w:hAnsi="Verdana" w:cs="Verdana"/>
+                <w:sz w:val="14"/>
+                <w:szCs w:val="14"/>
+              </w:rPr>
+              <w:t xml:space="preserve">1. Sign in, then close the app.</w:t>
+            </w:r>
+          </w:p>
+          <w:p>
+            <w:r>
+              <w:rPr>
+                <w:rFonts w:ascii="Verdana" w:eastAsia="Times New Roman" w:hAnsi="Verdana" w:cs="Verdana"/>
+                <w:sz w:val="14"/>
+                <w:szCs w:val="14"/>
+              </w:rPr>
+              <w:t xml:space="preserve">2. Start it again (nothing in memory, no password entered).</w:t>
+            </w:r>
+          </w:p>
+          <w:p>
+            <w:r>
+              <w:rPr>
+                <w:rFonts w:ascii="Verdana" w:eastAsia="Times New Roman" w:hAnsi="Verdana" w:cs="Verdana"/>
+                <w:sz w:val="14"/>
+                <w:szCs w:val="14"/>
+              </w:rPr>
+              <w:t xml:space="preserve">3. Make an authenticated call.</w:t>
+            </w:r>
+          </w:p>
+        </w:tc>
+        <w:tc>
+          <w:tcPr>
+            <w:tcW w:w="1200" w:type="dxa"/>
+            <w:tcBorders>
+              <w:top w:val="single" w:sz="4" w:space="0" w:color="auto"/>
+              <w:left w:val="single" w:sz="4" w:space="0" w:color="auto"/>
+              <w:bottom w:val="single" w:sz="4" w:space="0" w:color="auto"/>
+              <w:right w:val="single" w:sz="4" w:space="0" w:color="auto"/>
+            </w:tcBorders>
+          </w:tcPr>
+          <w:p>
+            <w:r>
+              <w:rPr>
+                <w:rFonts w:ascii="Verdana" w:eastAsia="Times New Roman" w:hAnsi="Verdana" w:cs="Verdana"/>
+                <w:sz w:val="14"/>
+                <w:szCs w:val="14"/>
+              </w:rPr>
+              <w:t xml:space="preserve">Token saved by TC-AUTH-07</w:t>
+            </w:r>
+          </w:p>
+        </w:tc>
+        <w:tc>
+          <w:tcPr>
+            <w:tcW w:w="1700" w:type="dxa"/>
+            <w:tcBorders>
+              <w:top w:val="single" w:sz="4" w:space="0" w:color="auto"/>
+              <w:left w:val="single" w:sz="4" w:space="0" w:color="auto"/>
+              <w:bottom w:val="single" w:sz="4" w:space="0" w:color="auto"/>
+              <w:right w:val="single" w:sz="4" w:space="0" w:color="auto"/>
+            </w:tcBorders>
+          </w:tcPr>
+          <w:p>
+            <w:r>
+              <w:rPr>
+                <w:rFonts w:ascii="Verdana" w:eastAsia="Times New Roman" w:hAnsi="Verdana" w:cs="Verdana"/>
+                <w:sz w:val="14"/>
+                <w:szCs w:val="14"/>
+              </w:rPr>
+              <w:t xml:space="preserve">The saved sign-in is accepted and refreshed; authenticated calls succeed; the sign-in form is skipped and the main window opens.</w:t>
+            </w:r>
+          </w:p>
+        </w:tc>
+        <w:tc>
+          <w:tcPr>
+            <w:tcW w:w="1900" w:type="dxa"/>
+            <w:tcBorders>
+              <w:top w:val="single" w:sz="4" w:space="0" w:color="auto"/>
+              <w:left w:val="single" w:sz="4" w:space="0" w:color="auto"/>
+              <w:bottom w:val="single" w:sz="4" w:space="0" w:color="auto"/>
+              <w:right w:val="single" w:sz="4" w:space="0" w:color="auto"/>
+            </w:tcBorders>
+          </w:tcPr>
+          <w:p>
+            <w:r>
+              <w:rPr>
+                <w:rFonts w:ascii="Verdana" w:eastAsia="Times New Roman" w:hAnsi="Verdana" w:cs="Verdana"/>
+                <w:sz w:val="14"/>
+                <w:szCs w:val="14"/>
+              </w:rPr>
+              <w:t xml:space="preserve">a fresh ApiClient with no password restored the saved sign-in=True; authenticated call accepted (204); token was refreshed on restore (new token, expiry moved 2.1s later)=True</w:t>
+            </w:r>
+          </w:p>
+        </w:tc>
+        <w:tc>
+          <w:tcPr>
+            <w:tcW w:w="900" w:type="dxa"/>
+            <w:tcBorders>
+              <w:top w:val="single" w:sz="4" w:space="0" w:color="auto"/>
+              <w:left w:val="single" w:sz="4" w:space="0" w:color="auto"/>
+              <w:bottom w:val="single" w:sz="4" w:space="0" w:color="auto"/>
+              <w:right w:val="single" w:sz="4" w:space="0" w:color="auto"/>
+            </w:tcBorders>
+            <w:shd w:val="clear" w:color="auto" w:fill="C6EFCE"/>
+          </w:tcPr>
+          <w:p>
+            <w:r>
+              <w:rPr>
+                <w:rFonts w:ascii="Verdana" w:eastAsia="Times New Roman" w:hAnsi="Verdana" w:cs="Verdana"/>
+                <w:sz w:val="14"/>
+                <w:szCs w:val="14"/>
+              </w:rPr>
+              <w:t xml:space="preserve">Pass</w:t>
+            </w:r>
+          </w:p>
+        </w:tc>
+        <w:tc>
+          <w:tcPr>
+            <w:tcW w:w="1290" w:type="dxa"/>
+            <w:tcBorders>
+              <w:top w:val="single" w:sz="4" w:space="0" w:color="auto"/>
+              <w:left w:val="single" w:sz="4" w:space="0" w:color="auto"/>
+              <w:bottom w:val="single" w:sz="4" w:space="0" w:color="auto"/>
+              <w:right w:val="single" w:sz="4" w:space="0" w:color="auto"/>
+            </w:tcBorders>
+          </w:tcPr>
+          <w:p>
+            <w:r>
+              <w:rPr>
+                <w:rFonts w:ascii="Verdana" w:eastAsia="Times New Roman" w:hAnsi="Verdana" w:cs="Verdana"/>
+                <w:sz w:val="14"/>
+                <w:szCs w:val="14"/>
+              </w:rPr>
+              <w:t xml:space="preserve">Executed 2026-10-11 as Administrator by an automated harness that drives the client's own classes against the production backend and relays. The harness used a separate vault entry ("SecureLink:AuthToken:test") so the tester's own saved sign-in was not touched. The matching GUI behaviour is shown in the Milestone 6 screencast.</w:t>
+            </w:r>
+          </w:p>
+        </w:tc>
+      </w:tr>
+      <w:tr>
+        <w:trPr>
+          <w:cantSplit/>
+        </w:trPr>
+        <w:tc>
+          <w:tcPr>
+            <w:tcW w:w="1000" w:type="dxa"/>
+            <w:tcBorders>
+              <w:top w:val="single" w:sz="4" w:space="0" w:color="auto"/>
+              <w:left w:val="single" w:sz="4" w:space="0" w:color="auto"/>
+              <w:bottom w:val="single" w:sz="4" w:space="0" w:color="auto"/>
+              <w:right w:val="single" w:sz="4" w:space="0" w:color="auto"/>
+            </w:tcBorders>
+          </w:tcPr>
+          <w:p>
+            <w:r>
+              <w:rPr>
+                <w:rFonts w:ascii="Verdana" w:eastAsia="Times New Roman" w:hAnsi="Verdana" w:cs="Verdana"/>
+                <w:b/>
+                <w:sz w:val="14"/>
+                <w:szCs w:val="14"/>
+              </w:rPr>
+              <w:t xml:space="preserve">TC-AUTH-09</w:t>
+            </w:r>
+          </w:p>
+        </w:tc>
+        <w:tc>
+          <w:tcPr>
+            <w:tcW w:w="1250" w:type="dxa"/>
+            <w:tcBorders>
+              <w:top w:val="single" w:sz="4" w:space="0" w:color="auto"/>
+              <w:left w:val="single" w:sz="4" w:space="0" w:color="auto"/>
+              <w:bottom w:val="single" w:sz="4" w:space="0" w:color="auto"/>
+              <w:right w:val="single" w:sz="4" w:space="0" w:color="auto"/>
+            </w:tcBorders>
+          </w:tcPr>
+          <w:p>
+            <w:r>
+              <w:rPr>
+                <w:rFonts w:ascii="Verdana" w:eastAsia="Times New Roman" w:hAnsi="Verdana" w:cs="Verdana"/>
+                <w:sz w:val="14"/>
+                <w:szCs w:val="14"/>
+              </w:rPr>
+              <w:t xml:space="preserve">Saved sign-in rejected, expired, or signed out</w:t>
+            </w:r>
+          </w:p>
+        </w:tc>
+        <w:tc>
+          <w:tcPr>
+            <w:tcW w:w="760" w:type="dxa"/>
+            <w:tcBorders>
+              <w:top w:val="single" w:sz="4" w:space="0" w:color="auto"/>
+              <w:left w:val="single" w:sz="4" w:space="0" w:color="auto"/>
+              <w:bottom w:val="single" w:sz="4" w:space="0" w:color="auto"/>
+              <w:right w:val="single" w:sz="4" w:space="0" w:color="auto"/>
+            </w:tcBorders>
+          </w:tcPr>
+          <w:p>
+            <w:r>
+              <w:rPr>
+                <w:rFonts w:ascii="Verdana" w:eastAsia="Times New Roman" w:hAnsi="Verdana" w:cs="Verdana"/>
+                <w:sz w:val="14"/>
+                <w:szCs w:val="14"/>
+              </w:rPr>
+              <w:t xml:space="preserve">High</w:t>
+            </w:r>
+          </w:p>
+        </w:tc>
+        <w:tc>
+          <w:tcPr>
+            <w:tcW w:w="1250" w:type="dxa"/>
+            <w:tcBorders>
+              <w:top w:val="single" w:sz="4" w:space="0" w:color="auto"/>
+              <w:left w:val="single" w:sz="4" w:space="0" w:color="auto"/>
+              <w:bottom w:val="single" w:sz="4" w:space="0" w:color="auto"/>
+              <w:right w:val="single" w:sz="4" w:space="0" w:color="auto"/>
+            </w:tcBorders>
+          </w:tcPr>
+          <w:p>
+            <w:r>
+              <w:rPr>
+                <w:rFonts w:ascii="Verdana" w:eastAsia="Times New Roman" w:hAnsi="Verdana" w:cs="Verdana"/>
+                <w:sz w:val="14"/>
+                <w:szCs w:val="14"/>
+              </w:rPr>
+              <w:t xml:space="preserve">ApiClient.TryRestoreSessionAsync(); ApiClient.SignOut(); MainWindow Sign out button</w:t>
+            </w:r>
+          </w:p>
+        </w:tc>
+        <w:tc>
+          <w:tcPr>
+            <w:tcW w:w="1400" w:type="dxa"/>
+            <w:tcBorders>
+              <w:top w:val="single" w:sz="4" w:space="0" w:color="auto"/>
+              <w:left w:val="single" w:sz="4" w:space="0" w:color="auto"/>
+              <w:bottom w:val="single" w:sz="4" w:space="0" w:color="auto"/>
+              <w:right w:val="single" w:sz="4" w:space="0" w:color="auto"/>
+            </w:tcBorders>
+          </w:tcPr>
+          <w:p>
+            <w:r>
+              <w:rPr>
+                <w:rFonts w:ascii="Verdana" w:eastAsia="Times New Roman" w:hAnsi="Verdana" w:cs="Verdana"/>
+                <w:sz w:val="14"/>
+                <w:szCs w:val="14"/>
+              </w:rPr>
+              <w:t xml:space="preserve">Verify a bad or unwanted saved sign-in is removed and the user is asked to sign in again (error conditions).</w:t>
+            </w:r>
+          </w:p>
+        </w:tc>
+        <w:tc>
+          <w:tcPr>
+            <w:tcW w:w="1750" w:type="dxa"/>
+            <w:tcBorders>
+              <w:top w:val="single" w:sz="4" w:space="0" w:color="auto"/>
+              <w:left w:val="single" w:sz="4" w:space="0" w:color="auto"/>
+              <w:bottom w:val="single" w:sz="4" w:space="0" w:color="auto"/>
+              <w:right w:val="single" w:sz="4" w:space="0" w:color="auto"/>
+            </w:tcBorders>
+          </w:tcPr>
+          <w:p>
+            <w:r>
+              <w:rPr>
+                <w:rFonts w:ascii="Verdana" w:eastAsia="Times New Roman" w:hAnsi="Verdana" w:cs="Verdana"/>
+                <w:sz w:val="14"/>
+                <w:szCs w:val="14"/>
+              </w:rPr>
+              <w:t xml:space="preserve">1. Alter the saved token, then launch.</w:t>
+            </w:r>
+          </w:p>
+          <w:p>
+            <w:r>
+              <w:rPr>
+                <w:rFonts w:ascii="Verdana" w:eastAsia="Times New Roman" w:hAnsi="Verdana" w:cs="Verdana"/>
+                <w:sz w:val="14"/>
+                <w:szCs w:val="14"/>
+              </w:rPr>
+              <w:t xml:space="preserve">2. Save a token whose expiry has passed, then launch.</w:t>
+            </w:r>
+          </w:p>
+          <w:p>
+            <w:r>
+              <w:rPr>
+                <w:rFonts w:ascii="Verdana" w:eastAsia="Times New Roman" w:hAnsi="Verdana" w:cs="Verdana"/>
+                <w:sz w:val="14"/>
+                <w:szCs w:val="14"/>
+              </w:rPr>
+              <w:t xml:space="preserve">3. Sign in, click Sign out, then launch.</w:t>
+            </w:r>
+          </w:p>
+        </w:tc>
+        <w:tc>
+          <w:tcPr>
+            <w:tcW w:w="1200" w:type="dxa"/>
+            <w:tcBorders>
+              <w:top w:val="single" w:sz="4" w:space="0" w:color="auto"/>
+              <w:left w:val="single" w:sz="4" w:space="0" w:color="auto"/>
+              <w:bottom w:val="single" w:sz="4" w:space="0" w:color="auto"/>
+              <w:right w:val="single" w:sz="4" w:space="0" w:color="auto"/>
+            </w:tcBorders>
+          </w:tcPr>
+          <w:p>
+            <w:r>
+              <w:rPr>
+                <w:rFonts w:ascii="Verdana" w:eastAsia="Times New Roman" w:hAnsi="Verdana" w:cs="Verdana"/>
+                <w:sz w:val="14"/>
+                <w:szCs w:val="14"/>
+              </w:rPr>
+              <w:t xml:space="preserve">Tampered token; expired token; valid token</w:t>
+            </w:r>
+          </w:p>
+        </w:tc>
+        <w:tc>
+          <w:tcPr>
+            <w:tcW w:w="1700" w:type="dxa"/>
+            <w:tcBorders>
+              <w:top w:val="single" w:sz="4" w:space="0" w:color="auto"/>
+              <w:left w:val="single" w:sz="4" w:space="0" w:color="auto"/>
+              <w:bottom w:val="single" w:sz="4" w:space="0" w:color="auto"/>
+              <w:right w:val="single" w:sz="4" w:space="0" w:color="auto"/>
+            </w:tcBorders>
+          </w:tcPr>
+          <w:p>
+            <w:r>
+              <w:rPr>
+                <w:rFonts w:ascii="Verdana" w:eastAsia="Times New Roman" w:hAnsi="Verdana" w:cs="Verdana"/>
+                <w:sz w:val="14"/>
+                <w:szCs w:val="14"/>
+              </w:rPr>
+              <w:t xml:space="preserve">In all three cases the sign-in is not restored, the vault entry is removed, and the sign-in form is shown.</w:t>
+            </w:r>
+          </w:p>
+        </w:tc>
+        <w:tc>
+          <w:tcPr>
+            <w:tcW w:w="1900" w:type="dxa"/>
+            <w:tcBorders>
+              <w:top w:val="single" w:sz="4" w:space="0" w:color="auto"/>
+              <w:left w:val="single" w:sz="4" w:space="0" w:color="auto"/>
+              <w:bottom w:val="single" w:sz="4" w:space="0" w:color="auto"/>
+              <w:right w:val="single" w:sz="4" w:space="0" w:color="auto"/>
+            </w:tcBorders>
+          </w:tcPr>
+          <w:p>
+            <w:r>
+              <w:rPr>
+                <w:rFonts w:ascii="Verdana" w:eastAsia="Times New Roman" w:hAnsi="Verdana" w:cs="Verdana"/>
+                <w:sz w:val="14"/>
+                <w:szCs w:val="14"/>
+              </w:rPr>
+              <w:t xml:space="preserve">tampered saved token: restore=False, entry removed=True. Expired saved token: restore=False, entry removed=True. Sign out: entry present before=True, removed from Credential Manager after=True, next launch restores=False</w:t>
+            </w:r>
+          </w:p>
+        </w:tc>
+        <w:tc>
+          <w:tcPr>
+            <w:tcW w:w="900" w:type="dxa"/>
+            <w:tcBorders>
+              <w:top w:val="single" w:sz="4" w:space="0" w:color="auto"/>
+              <w:left w:val="single" w:sz="4" w:space="0" w:color="auto"/>
+              <w:bottom w:val="single" w:sz="4" w:space="0" w:color="auto"/>
+              <w:right w:val="single" w:sz="4" w:space="0" w:color="auto"/>
+            </w:tcBorders>
+            <w:shd w:val="clear" w:color="auto" w:fill="C6EFCE"/>
+          </w:tcPr>
+          <w:p>
+            <w:r>
+              <w:rPr>
+                <w:rFonts w:ascii="Verdana" w:eastAsia="Times New Roman" w:hAnsi="Verdana" w:cs="Verdana"/>
+                <w:sz w:val="14"/>
+                <w:szCs w:val="14"/>
+              </w:rPr>
+              <w:t xml:space="preserve">Pass</w:t>
+            </w:r>
+          </w:p>
+        </w:tc>
+        <w:tc>
+          <w:tcPr>
+            <w:tcW w:w="1290" w:type="dxa"/>
+            <w:tcBorders>
+              <w:top w:val="single" w:sz="4" w:space="0" w:color="auto"/>
+              <w:left w:val="single" w:sz="4" w:space="0" w:color="auto"/>
+              <w:bottom w:val="single" w:sz="4" w:space="0" w:color="auto"/>
+              <w:right w:val="single" w:sz="4" w:space="0" w:color="auto"/>
+            </w:tcBorders>
+          </w:tcPr>
+          <w:p>
+            <w:r>
+              <w:rPr>
+                <w:rFonts w:ascii="Verdana" w:eastAsia="Times New Roman" w:hAnsi="Verdana" w:cs="Verdana"/>
+                <w:sz w:val="14"/>
+                <w:szCs w:val="14"/>
+              </w:rPr>
+              <w:t xml:space="preserve">Executed 2026-10-11 as Administrator by an automated harness that drives the client's own classes against the production backend and relays. The harness used a separate vault entry ("SecureLink:AuthToken:test") so the tester's own saved sign-in was not touched. The matching GUI behaviour is shown in the Milestone 6 screencast.</w:t>
+            </w:r>
+          </w:p>
+        </w:tc>
+      </w:tr>
+      <w:tr>
+        <w:trPr>
+          <w:cantSplit/>
+        </w:trPr>
+        <w:tc>
+          <w:tcPr>
+            <w:tcW w:w="1000" w:type="dxa"/>
+            <w:tcBorders>
+              <w:top w:val="single" w:sz="4" w:space="0" w:color="auto"/>
+              <w:left w:val="single" w:sz="4" w:space="0" w:color="auto"/>
+              <w:bottom w:val="single" w:sz="4" w:space="0" w:color="auto"/>
+              <w:right w:val="single" w:sz="4" w:space="0" w:color="auto"/>
+            </w:tcBorders>
+          </w:tcPr>
+          <w:p>
+            <w:r>
+              <w:rPr>
+                <w:rFonts w:ascii="Verdana" w:eastAsia="Times New Roman" w:hAnsi="Verdana" w:cs="Verdana"/>
+                <w:b/>
+                <w:sz w:val="14"/>
+                <w:szCs w:val="14"/>
+              </w:rPr>
+              <w:t xml:space="preserve">TC-AUTH-10</w:t>
+            </w:r>
+          </w:p>
+        </w:tc>
+        <w:tc>
+          <w:tcPr>
+            <w:tcW w:w="1250" w:type="dxa"/>
+            <w:tcBorders>
+              <w:top w:val="single" w:sz="4" w:space="0" w:color="auto"/>
+              <w:left w:val="single" w:sz="4" w:space="0" w:color="auto"/>
+              <w:bottom w:val="single" w:sz="4" w:space="0" w:color="auto"/>
+              <w:right w:val="single" w:sz="4" w:space="0" w:color="auto"/>
+            </w:tcBorders>
+          </w:tcPr>
+          <w:p>
+            <w:r>
+              <w:rPr>
+                <w:rFonts w:ascii="Verdana" w:eastAsia="Times New Roman" w:hAnsi="Verdana" w:cs="Verdana"/>
+                <w:sz w:val="14"/>
+                <w:szCs w:val="14"/>
+              </w:rPr>
+              <w:t xml:space="preserve">Token refresh endpoint</w:t>
+            </w:r>
+          </w:p>
+        </w:tc>
+        <w:tc>
+          <w:tcPr>
+            <w:tcW w:w="760" w:type="dxa"/>
+            <w:tcBorders>
+              <w:top w:val="single" w:sz="4" w:space="0" w:color="auto"/>
+              <w:left w:val="single" w:sz="4" w:space="0" w:color="auto"/>
+              <w:bottom w:val="single" w:sz="4" w:space="0" w:color="auto"/>
+              <w:right w:val="single" w:sz="4" w:space="0" w:color="auto"/>
+            </w:tcBorders>
+          </w:tcPr>
+          <w:p>
+            <w:r>
+              <w:rPr>
+                <w:rFonts w:ascii="Verdana" w:eastAsia="Times New Roman" w:hAnsi="Verdana" w:cs="Verdana"/>
+                <w:sz w:val="14"/>
+                <w:szCs w:val="14"/>
+              </w:rPr>
+              <w:t xml:space="preserve">High</w:t>
+            </w:r>
+          </w:p>
+        </w:tc>
+        <w:tc>
+          <w:tcPr>
+            <w:tcW w:w="1250" w:type="dxa"/>
+            <w:tcBorders>
+              <w:top w:val="single" w:sz="4" w:space="0" w:color="auto"/>
+              <w:left w:val="single" w:sz="4" w:space="0" w:color="auto"/>
+              <w:bottom w:val="single" w:sz="4" w:space="0" w:color="auto"/>
+              <w:right w:val="single" w:sz="4" w:space="0" w:color="auto"/>
+            </w:tcBorders>
+          </w:tcPr>
+          <w:p>
+            <w:r>
+              <w:rPr>
+                <w:rFonts w:ascii="Verdana" w:eastAsia="Times New Roman" w:hAnsi="Verdana" w:cs="Verdana"/>
+                <w:sz w:val="14"/>
+                <w:szCs w:val="14"/>
+              </w:rPr>
+              <w:t xml:space="preserve">AuthController.Refresh()</w:t>
+            </w:r>
+          </w:p>
+        </w:tc>
+        <w:tc>
+          <w:tcPr>
+            <w:tcW w:w="1400" w:type="dxa"/>
+            <w:tcBorders>
+              <w:top w:val="single" w:sz="4" w:space="0" w:color="auto"/>
+              <w:left w:val="single" w:sz="4" w:space="0" w:color="auto"/>
+              <w:bottom w:val="single" w:sz="4" w:space="0" w:color="auto"/>
+              <w:right w:val="single" w:sz="4" w:space="0" w:color="auto"/>
+            </w:tcBorders>
+          </w:tcPr>
+          <w:p>
+            <w:r>
+              <w:rPr>
+                <w:rFonts w:ascii="Verdana" w:eastAsia="Times New Roman" w:hAnsi="Verdana" w:cs="Verdana"/>
+                <w:sz w:val="14"/>
+                <w:szCs w:val="14"/>
+              </w:rPr>
+              <w:t xml:space="preserve">Verify a still-valid token can be exchanged for a fresh one, and an invalid one cannot.</w:t>
+            </w:r>
+          </w:p>
+        </w:tc>
+        <w:tc>
+          <w:tcPr>
+            <w:tcW w:w="1750" w:type="dxa"/>
+            <w:tcBorders>
+              <w:top w:val="single" w:sz="4" w:space="0" w:color="auto"/>
+              <w:left w:val="single" w:sz="4" w:space="0" w:color="auto"/>
+              <w:bottom w:val="single" w:sz="4" w:space="0" w:color="auto"/>
+              <w:right w:val="single" w:sz="4" w:space="0" w:color="auto"/>
+            </w:tcBorders>
+          </w:tcPr>
+          <w:p>
+            <w:r>
+              <w:rPr>
+                <w:rFonts w:ascii="Verdana" w:eastAsia="Times New Roman" w:hAnsi="Verdana" w:cs="Verdana"/>
+                <w:sz w:val="14"/>
+                <w:szCs w:val="14"/>
+              </w:rPr>
+              <w:t xml:space="preserve">1. POST /api/auth/refresh with a valid token.</w:t>
+            </w:r>
+          </w:p>
+          <w:p>
+            <w:r>
+              <w:rPr>
+                <w:rFonts w:ascii="Verdana" w:eastAsia="Times New Roman" w:hAnsi="Verdana" w:cs="Verdana"/>
+                <w:sz w:val="14"/>
+                <w:szCs w:val="14"/>
+              </w:rPr>
+              <w:t xml:space="preserve">2. Repeat with no token.</w:t>
+            </w:r>
+          </w:p>
+          <w:p>
+            <w:r>
+              <w:rPr>
+                <w:rFonts w:ascii="Verdana" w:eastAsia="Times New Roman" w:hAnsi="Verdana" w:cs="Verdana"/>
+                <w:sz w:val="14"/>
+                <w:szCs w:val="14"/>
+              </w:rPr>
+              <w:t xml:space="preserve">3. Repeat with a token whose signature was altered.</w:t>
+            </w:r>
+          </w:p>
+        </w:tc>
+        <w:tc>
+          <w:tcPr>
+            <w:tcW w:w="1200" w:type="dxa"/>
+            <w:tcBorders>
+              <w:top w:val="single" w:sz="4" w:space="0" w:color="auto"/>
+              <w:left w:val="single" w:sz="4" w:space="0" w:color="auto"/>
+              <w:bottom w:val="single" w:sz="4" w:space="0" w:color="auto"/>
+              <w:right w:val="single" w:sz="4" w:space="0" w:color="auto"/>
+            </w:tcBorders>
+          </w:tcPr>
+          <w:p>
+            <w:r>
+              <w:rPr>
+                <w:rFonts w:ascii="Verdana" w:eastAsia="Times New Roman" w:hAnsi="Verdana" w:cs="Verdana"/>
+                <w:sz w:val="14"/>
+                <w:szCs w:val="14"/>
+              </w:rPr>
+              <w:t xml:space="preserve">Valid JWT; no JWT; tampered JWT</w:t>
+            </w:r>
+          </w:p>
+        </w:tc>
+        <w:tc>
+          <w:tcPr>
+            <w:tcW w:w="1700" w:type="dxa"/>
+            <w:tcBorders>
+              <w:top w:val="single" w:sz="4" w:space="0" w:color="auto"/>
+              <w:left w:val="single" w:sz="4" w:space="0" w:color="auto"/>
+              <w:bottom w:val="single" w:sz="4" w:space="0" w:color="auto"/>
+              <w:right w:val="single" w:sz="4" w:space="0" w:color="auto"/>
+            </w:tcBorders>
+          </w:tcPr>
+          <w:p>
+            <w:r>
+              <w:rPr>
+                <w:rFonts w:ascii="Verdana" w:eastAsia="Times New Roman" w:hAnsi="Verdana" w:cs="Verdana"/>
+                <w:sz w:val="14"/>
+                <w:szCs w:val="14"/>
+              </w:rPr>
+              <w:t xml:space="preserve">Step 1: 200 OK with a new token for the same user and a later expiry. Steps 2–3: 401 Unauthorized.</w:t>
+            </w:r>
+          </w:p>
+        </w:tc>
+        <w:tc>
+          <w:tcPr>
+            <w:tcW w:w="1900" w:type="dxa"/>
+            <w:tcBorders>
+              <w:top w:val="single" w:sz="4" w:space="0" w:color="auto"/>
+              <w:left w:val="single" w:sz="4" w:space="0" w:color="auto"/>
+              <w:bottom w:val="single" w:sz="4" w:space="0" w:color="auto"/>
+              <w:right w:val="single" w:sz="4" w:space="0" w:color="auto"/>
+            </w:tcBorders>
+          </w:tcPr>
+          <w:p>
+            <w:r>
+              <w:rPr>
+                <w:rFonts w:ascii="Verdana" w:eastAsia="Times New Roman" w:hAnsi="Verdana" w:cs="Verdana"/>
+                <w:sz w:val="14"/>
+                <w:szCs w:val="14"/>
+              </w:rPr>
+              <w:t xml:space="preserve">Valid token → 200 OK in 0.7 s; new token issued for the same user (same sub claim) with a later expiry; the new token was accepted by a protected endpoint (204). No token → 401. Tampered token → 401. GET instead of POST → 405.</w:t>
+            </w:r>
+          </w:p>
+        </w:tc>
+        <w:tc>
+          <w:tcPr>
+            <w:tcW w:w="900" w:type="dxa"/>
+            <w:tcBorders>
+              <w:top w:val="single" w:sz="4" w:space="0" w:color="auto"/>
+              <w:left w:val="single" w:sz="4" w:space="0" w:color="auto"/>
+              <w:bottom w:val="single" w:sz="4" w:space="0" w:color="auto"/>
+              <w:right w:val="single" w:sz="4" w:space="0" w:color="auto"/>
+            </w:tcBorders>
+            <w:shd w:val="clear" w:color="auto" w:fill="C6EFCE"/>
+          </w:tcPr>
+          <w:p>
+            <w:r>
+              <w:rPr>
+                <w:rFonts w:ascii="Verdana" w:eastAsia="Times New Roman" w:hAnsi="Verdana" w:cs="Verdana"/>
+                <w:sz w:val="14"/>
+                <w:szCs w:val="14"/>
+              </w:rPr>
+              <w:t xml:space="preserve">Pass</w:t>
+            </w:r>
+          </w:p>
+        </w:tc>
+        <w:tc>
+          <w:tcPr>
+            <w:tcW w:w="1290" w:type="dxa"/>
+            <w:tcBorders>
+              <w:top w:val="single" w:sz="4" w:space="0" w:color="auto"/>
+              <w:left w:val="single" w:sz="4" w:space="0" w:color="auto"/>
+              <w:bottom w:val="single" w:sz="4" w:space="0" w:color="auto"/>
+              <w:right w:val="single" w:sz="4" w:space="0" w:color="auto"/>
+            </w:tcBorders>
+          </w:tcPr>
+          <w:p>
+            <w:r>
+              <w:rPr>
+                <w:rFonts w:ascii="Verdana" w:eastAsia="Times New Roman" w:hAnsi="Verdana" w:cs="Verdana"/>
+                <w:sz w:val="14"/>
+                <w:szCs w:val="14"/>
+              </w:rPr>
+              <w:t xml:space="preserve">Executed 2026-10-11 against the production backend (https://165.227.213.133) after deploying the updated API.</w:t>
             </w:r>
           </w:p>
         </w:tc>
@@ -21999,7 +22967,7 @@
         <w:keepNext/>
       </w:pPr>
       <w:r>
-        <w:t>WireGuard Tunnel  —  executed: 2026-09-27 (automated client harness)</w:t>
+        <w:t>WireGuard Tunnel  —  executed: 2026-09-27 (automated client harness); TC-WG-07–08 on 2026-10-11</w:t>
       </w:r>
     </w:p>
     <w:tbl>
@@ -23804,6 +24772,532 @@
                 <w:szCs w:val="14"/>
               </w:rPr>
               <w:t>Executed 2026-09-27 as Administrator by an automated harness that drives the client's own classes (WireGuardInterop, KillSwitchService, ApiClient) in the same order as MainWindow, against the production backend and relays. GUI-only details (button states, log text) are shown in the Milestone 5 screencast.</w:t>
+            </w:r>
+          </w:p>
+        </w:tc>
+      </w:tr>
+      <w:tr>
+        <w:trPr>
+          <w:cantSplit/>
+        </w:trPr>
+        <w:tc>
+          <w:tcPr>
+            <w:tcW w:w="1000" w:type="dxa"/>
+            <w:tcBorders>
+              <w:top w:val="single" w:sz="4" w:space="0" w:color="auto"/>
+              <w:left w:val="single" w:sz="4" w:space="0" w:color="auto"/>
+              <w:bottom w:val="single" w:sz="4" w:space="0" w:color="auto"/>
+              <w:right w:val="single" w:sz="4" w:space="0" w:color="auto"/>
+            </w:tcBorders>
+          </w:tcPr>
+          <w:p>
+            <w:r>
+              <w:rPr>
+                <w:rFonts w:ascii="Verdana" w:eastAsia="Times New Roman" w:hAnsi="Verdana" w:cs="Verdana"/>
+                <w:b/>
+                <w:sz w:val="14"/>
+                <w:szCs w:val="14"/>
+              </w:rPr>
+              <w:t xml:space="preserve">TC-WG-07</w:t>
+            </w:r>
+          </w:p>
+        </w:tc>
+        <w:tc>
+          <w:tcPr>
+            <w:tcW w:w="1250" w:type="dxa"/>
+            <w:tcBorders>
+              <w:top w:val="single" w:sz="4" w:space="0" w:color="auto"/>
+              <w:left w:val="single" w:sz="4" w:space="0" w:color="auto"/>
+              <w:bottom w:val="single" w:sz="4" w:space="0" w:color="auto"/>
+              <w:right w:val="single" w:sz="4" w:space="0" w:color="auto"/>
+            </w:tcBorders>
+          </w:tcPr>
+          <w:p>
+            <w:r>
+              <w:rPr>
+                <w:rFonts w:ascii="Verdana" w:eastAsia="Times New Roman" w:hAnsi="Verdana" w:cs="Verdana"/>
+                <w:sz w:val="14"/>
+                <w:szCs w:val="14"/>
+              </w:rPr>
+              <w:t xml:space="preserve">Tunnel health – healthy while connected</w:t>
+            </w:r>
+          </w:p>
+        </w:tc>
+        <w:tc>
+          <w:tcPr>
+            <w:tcW w:w="760" w:type="dxa"/>
+            <w:tcBorders>
+              <w:top w:val="single" w:sz="4" w:space="0" w:color="auto"/>
+              <w:left w:val="single" w:sz="4" w:space="0" w:color="auto"/>
+              <w:bottom w:val="single" w:sz="4" w:space="0" w:color="auto"/>
+              <w:right w:val="single" w:sz="4" w:space="0" w:color="auto"/>
+            </w:tcBorders>
+          </w:tcPr>
+          <w:p>
+            <w:r>
+              <w:rPr>
+                <w:rFonts w:ascii="Verdana" w:eastAsia="Times New Roman" w:hAnsi="Verdana" w:cs="Verdana"/>
+                <w:sz w:val="14"/>
+                <w:szCs w:val="14"/>
+              </w:rPr>
+              <w:t xml:space="preserve">High</w:t>
+            </w:r>
+          </w:p>
+        </w:tc>
+        <w:tc>
+          <w:tcPr>
+            <w:tcW w:w="1250" w:type="dxa"/>
+            <w:tcBorders>
+              <w:top w:val="single" w:sz="4" w:space="0" w:color="auto"/>
+              <w:left w:val="single" w:sz="4" w:space="0" w:color="auto"/>
+              <w:bottom w:val="single" w:sz="4" w:space="0" w:color="auto"/>
+              <w:right w:val="single" w:sz="4" w:space="0" w:color="auto"/>
+            </w:tcBorders>
+          </w:tcPr>
+          <w:p>
+            <w:r>
+              <w:rPr>
+                <w:rFonts w:ascii="Verdana" w:eastAsia="Times New Roman" w:hAnsi="Verdana" w:cs="Verdana"/>
+                <w:sz w:val="14"/>
+                <w:szCs w:val="14"/>
+              </w:rPr>
+              <w:t xml:space="preserve">WireGuardInterop.GetLatestHandshakeUtc(); TunnelHealth.Evaluate()</w:t>
+            </w:r>
+          </w:p>
+        </w:tc>
+        <w:tc>
+          <w:tcPr>
+            <w:tcW w:w="1400" w:type="dxa"/>
+            <w:tcBorders>
+              <w:top w:val="single" w:sz="4" w:space="0" w:color="auto"/>
+              <w:left w:val="single" w:sz="4" w:space="0" w:color="auto"/>
+              <w:bottom w:val="single" w:sz="4" w:space="0" w:color="auto"/>
+              <w:right w:val="single" w:sz="4" w:space="0" w:color="auto"/>
+            </w:tcBorders>
+          </w:tcPr>
+          <w:p>
+            <w:r>
+              <w:rPr>
+                <w:rFonts w:ascii="Verdana" w:eastAsia="Times New Roman" w:hAnsi="Verdana" w:cs="Verdana"/>
+                <w:sz w:val="14"/>
+                <w:szCs w:val="14"/>
+              </w:rPr>
+              <w:t xml:space="preserve">Verify the app reads WireGuard's last-handshake time and reports a live tunnel as healthy (US-25).</w:t>
+            </w:r>
+          </w:p>
+        </w:tc>
+        <w:tc>
+          <w:tcPr>
+            <w:tcW w:w="1750" w:type="dxa"/>
+            <w:tcBorders>
+              <w:top w:val="single" w:sz="4" w:space="0" w:color="auto"/>
+              <w:left w:val="single" w:sz="4" w:space="0" w:color="auto"/>
+              <w:bottom w:val="single" w:sz="4" w:space="0" w:color="auto"/>
+              <w:right w:val="single" w:sz="4" w:space="0" w:color="auto"/>
+            </w:tcBorders>
+          </w:tcPr>
+          <w:p>
+            <w:r>
+              <w:rPr>
+                <w:rFonts w:ascii="Verdana" w:eastAsia="Times New Roman" w:hAnsi="Verdana" w:cs="Verdana"/>
+                <w:sz w:val="14"/>
+                <w:szCs w:val="14"/>
+              </w:rPr>
+              <w:t xml:space="preserve">1. Connect.</w:t>
+            </w:r>
+          </w:p>
+          <w:p>
+            <w:r>
+              <w:rPr>
+                <w:rFonts w:ascii="Verdana" w:eastAsia="Times New Roman" w:hAnsi="Verdana" w:cs="Verdana"/>
+                <w:sz w:val="14"/>
+                <w:szCs w:val="14"/>
+              </w:rPr>
+              <w:t xml:space="preserve">2. Read the last handshake time.</w:t>
+            </w:r>
+          </w:p>
+          <w:p>
+            <w:r>
+              <w:rPr>
+                <w:rFonts w:ascii="Verdana" w:eastAsia="Times New Roman" w:hAnsi="Verdana" w:cs="Verdana"/>
+                <w:sz w:val="14"/>
+                <w:szCs w:val="14"/>
+              </w:rPr>
+              <w:t xml:space="preserve">3. Evaluate tunnel health.</w:t>
+            </w:r>
+          </w:p>
+        </w:tc>
+        <w:tc>
+          <w:tcPr>
+            <w:tcW w:w="1200" w:type="dxa"/>
+            <w:tcBorders>
+              <w:top w:val="single" w:sz="4" w:space="0" w:color="auto"/>
+              <w:left w:val="single" w:sz="4" w:space="0" w:color="auto"/>
+              <w:bottom w:val="single" w:sz="4" w:space="0" w:color="auto"/>
+              <w:right w:val="single" w:sz="4" w:space="0" w:color="auto"/>
+            </w:tcBorders>
+          </w:tcPr>
+          <w:p>
+            <w:r>
+              <w:rPr>
+                <w:rFonts w:ascii="Verdana" w:eastAsia="Times New Roman" w:hAnsi="Verdana" w:cs="Verdana"/>
+                <w:sz w:val="14"/>
+                <w:szCs w:val="14"/>
+              </w:rPr>
+              <w:t xml:space="preserve">region=newyork</w:t>
+            </w:r>
+          </w:p>
+        </w:tc>
+        <w:tc>
+          <w:tcPr>
+            <w:tcW w:w="1700" w:type="dxa"/>
+            <w:tcBorders>
+              <w:top w:val="single" w:sz="4" w:space="0" w:color="auto"/>
+              <w:left w:val="single" w:sz="4" w:space="0" w:color="auto"/>
+              <w:bottom w:val="single" w:sz="4" w:space="0" w:color="auto"/>
+              <w:right w:val="single" w:sz="4" w:space="0" w:color="auto"/>
+            </w:tcBorders>
+          </w:tcPr>
+          <w:p>
+            <w:r>
+              <w:rPr>
+                <w:rFonts w:ascii="Verdana" w:eastAsia="Times New Roman" w:hAnsi="Verdana" w:cs="Verdana"/>
+                <w:sz w:val="14"/>
+                <w:szCs w:val="14"/>
+              </w:rPr>
+              <w:t xml:space="preserve">State is Establishing until the first handshake, then Healthy; the handshake time matches `wg show securelink latest-handshakes`.</w:t>
+            </w:r>
+          </w:p>
+        </w:tc>
+        <w:tc>
+          <w:tcPr>
+            <w:tcW w:w="1900" w:type="dxa"/>
+            <w:tcBorders>
+              <w:top w:val="single" w:sz="4" w:space="0" w:color="auto"/>
+              <w:left w:val="single" w:sz="4" w:space="0" w:color="auto"/>
+              <w:bottom w:val="single" w:sz="4" w:space="0" w:color="auto"/>
+              <w:right w:val="single" w:sz="4" w:space="0" w:color="auto"/>
+            </w:tcBorders>
+          </w:tcPr>
+          <w:p>
+            <w:r>
+              <w:rPr>
+                <w:rFonts w:ascii="Verdana" w:eastAsia="Times New Roman" w:hAnsi="Verdana" w:cs="Verdana"/>
+                <w:sz w:val="14"/>
+                <w:szCs w:val="14"/>
+              </w:rPr>
+              <w:t xml:space="preserve">right after connect the state was Establishing; ~5 s later: last handshake 6 s ago (wg reports unix time 1791702895), TunnelHealth = Healthy, IsHandshakeActive() = True; internet through tunnel → 200</w:t>
+            </w:r>
+          </w:p>
+        </w:tc>
+        <w:tc>
+          <w:tcPr>
+            <w:tcW w:w="900" w:type="dxa"/>
+            <w:tcBorders>
+              <w:top w:val="single" w:sz="4" w:space="0" w:color="auto"/>
+              <w:left w:val="single" w:sz="4" w:space="0" w:color="auto"/>
+              <w:bottom w:val="single" w:sz="4" w:space="0" w:color="auto"/>
+              <w:right w:val="single" w:sz="4" w:space="0" w:color="auto"/>
+            </w:tcBorders>
+            <w:shd w:val="clear" w:color="auto" w:fill="C6EFCE"/>
+          </w:tcPr>
+          <w:p>
+            <w:r>
+              <w:rPr>
+                <w:rFonts w:ascii="Verdana" w:eastAsia="Times New Roman" w:hAnsi="Verdana" w:cs="Verdana"/>
+                <w:sz w:val="14"/>
+                <w:szCs w:val="14"/>
+              </w:rPr>
+              <w:t xml:space="preserve">Pass</w:t>
+            </w:r>
+          </w:p>
+        </w:tc>
+        <w:tc>
+          <w:tcPr>
+            <w:tcW w:w="1290" w:type="dxa"/>
+            <w:tcBorders>
+              <w:top w:val="single" w:sz="4" w:space="0" w:color="auto"/>
+              <w:left w:val="single" w:sz="4" w:space="0" w:color="auto"/>
+              <w:bottom w:val="single" w:sz="4" w:space="0" w:color="auto"/>
+              <w:right w:val="single" w:sz="4" w:space="0" w:color="auto"/>
+            </w:tcBorders>
+          </w:tcPr>
+          <w:p>
+            <w:r>
+              <w:rPr>
+                <w:rFonts w:ascii="Verdana" w:eastAsia="Times New Roman" w:hAnsi="Verdana" w:cs="Verdana"/>
+                <w:sz w:val="14"/>
+                <w:szCs w:val="14"/>
+              </w:rPr>
+              <w:t xml:space="preserve">Executed 2026-10-11 as Administrator by an automated harness that drives the client's own classes against the production backend and relays. The matching GUI behaviour is shown in the Milestone 6 screencast.</w:t>
+            </w:r>
+          </w:p>
+        </w:tc>
+      </w:tr>
+      <w:tr>
+        <w:trPr>
+          <w:cantSplit/>
+        </w:trPr>
+        <w:tc>
+          <w:tcPr>
+            <w:tcW w:w="1000" w:type="dxa"/>
+            <w:tcBorders>
+              <w:top w:val="single" w:sz="4" w:space="0" w:color="auto"/>
+              <w:left w:val="single" w:sz="4" w:space="0" w:color="auto"/>
+              <w:bottom w:val="single" w:sz="4" w:space="0" w:color="auto"/>
+              <w:right w:val="single" w:sz="4" w:space="0" w:color="auto"/>
+            </w:tcBorders>
+          </w:tcPr>
+          <w:p>
+            <w:r>
+              <w:rPr>
+                <w:rFonts w:ascii="Verdana" w:eastAsia="Times New Roman" w:hAnsi="Verdana" w:cs="Verdana"/>
+                <w:b/>
+                <w:sz w:val="14"/>
+                <w:szCs w:val="14"/>
+              </w:rPr>
+              <w:t xml:space="preserve">TC-WG-08</w:t>
+            </w:r>
+          </w:p>
+        </w:tc>
+        <w:tc>
+          <w:tcPr>
+            <w:tcW w:w="1250" w:type="dxa"/>
+            <w:tcBorders>
+              <w:top w:val="single" w:sz="4" w:space="0" w:color="auto"/>
+              <w:left w:val="single" w:sz="4" w:space="0" w:color="auto"/>
+              <w:bottom w:val="single" w:sz="4" w:space="0" w:color="auto"/>
+              <w:right w:val="single" w:sz="4" w:space="0" w:color="auto"/>
+            </w:tcBorders>
+          </w:tcPr>
+          <w:p>
+            <w:r>
+              <w:rPr>
+                <w:rFonts w:ascii="Verdana" w:eastAsia="Times New Roman" w:hAnsi="Verdana" w:cs="Verdana"/>
+                <w:sz w:val="14"/>
+                <w:szCs w:val="14"/>
+              </w:rPr>
+              <w:t xml:space="preserve">Tunnel health – lost relay detected, then recovery</w:t>
+            </w:r>
+          </w:p>
+        </w:tc>
+        <w:tc>
+          <w:tcPr>
+            <w:tcW w:w="760" w:type="dxa"/>
+            <w:tcBorders>
+              <w:top w:val="single" w:sz="4" w:space="0" w:color="auto"/>
+              <w:left w:val="single" w:sz="4" w:space="0" w:color="auto"/>
+              <w:bottom w:val="single" w:sz="4" w:space="0" w:color="auto"/>
+              <w:right w:val="single" w:sz="4" w:space="0" w:color="auto"/>
+            </w:tcBorders>
+          </w:tcPr>
+          <w:p>
+            <w:r>
+              <w:rPr>
+                <w:rFonts w:ascii="Verdana" w:eastAsia="Times New Roman" w:hAnsi="Verdana" w:cs="Verdana"/>
+                <w:sz w:val="14"/>
+                <w:szCs w:val="14"/>
+              </w:rPr>
+              <w:t xml:space="preserve">High</w:t>
+            </w:r>
+          </w:p>
+        </w:tc>
+        <w:tc>
+          <w:tcPr>
+            <w:tcW w:w="1250" w:type="dxa"/>
+            <w:tcBorders>
+              <w:top w:val="single" w:sz="4" w:space="0" w:color="auto"/>
+              <w:left w:val="single" w:sz="4" w:space="0" w:color="auto"/>
+              <w:bottom w:val="single" w:sz="4" w:space="0" w:color="auto"/>
+              <w:right w:val="single" w:sz="4" w:space="0" w:color="auto"/>
+            </w:tcBorders>
+          </w:tcPr>
+          <w:p>
+            <w:r>
+              <w:rPr>
+                <w:rFonts w:ascii="Verdana" w:eastAsia="Times New Roman" w:hAnsi="Verdana" w:cs="Verdana"/>
+                <w:sz w:val="14"/>
+                <w:szCs w:val="14"/>
+              </w:rPr>
+              <w:t xml:space="preserve">TunnelHealth.Evaluate(); MainWindow.CheckTunnelHealth()</w:t>
+            </w:r>
+          </w:p>
+        </w:tc>
+        <w:tc>
+          <w:tcPr>
+            <w:tcW w:w="1400" w:type="dxa"/>
+            <w:tcBorders>
+              <w:top w:val="single" w:sz="4" w:space="0" w:color="auto"/>
+              <w:left w:val="single" w:sz="4" w:space="0" w:color="auto"/>
+              <w:bottom w:val="single" w:sz="4" w:space="0" w:color="auto"/>
+              <w:right w:val="single" w:sz="4" w:space="0" w:color="auto"/>
+            </w:tcBorders>
+          </w:tcPr>
+          <w:p>
+            <w:r>
+              <w:rPr>
+                <w:rFonts w:ascii="Verdana" w:eastAsia="Times New Roman" w:hAnsi="Verdana" w:cs="Verdana"/>
+                <w:sz w:val="14"/>
+                <w:szCs w:val="14"/>
+              </w:rPr>
+              <w:t xml:space="preserve">Verify the app notices when the relay stops answering, instead of showing "Connected" indefinitely, and notices when it returns (US-25).</w:t>
+            </w:r>
+          </w:p>
+        </w:tc>
+        <w:tc>
+          <w:tcPr>
+            <w:tcW w:w="1750" w:type="dxa"/>
+            <w:tcBorders>
+              <w:top w:val="single" w:sz="4" w:space="0" w:color="auto"/>
+              <w:left w:val="single" w:sz="4" w:space="0" w:color="auto"/>
+              <w:bottom w:val="single" w:sz="4" w:space="0" w:color="auto"/>
+              <w:right w:val="single" w:sz="4" w:space="0" w:color="auto"/>
+            </w:tcBorders>
+          </w:tcPr>
+          <w:p>
+            <w:r>
+              <w:rPr>
+                <w:rFonts w:ascii="Verdana" w:eastAsia="Times New Roman" w:hAnsi="Verdana" w:cs="Verdana"/>
+                <w:sz w:val="14"/>
+                <w:szCs w:val="14"/>
+              </w:rPr>
+              <w:t xml:space="preserve">1. Connect.</w:t>
+            </w:r>
+          </w:p>
+          <w:p>
+            <w:r>
+              <w:rPr>
+                <w:rFonts w:ascii="Verdana" w:eastAsia="Times New Roman" w:hAnsi="Verdana" w:cs="Verdana"/>
+                <w:sz w:val="14"/>
+                <w:szCs w:val="14"/>
+              </w:rPr>
+              <w:t xml:space="preserve">2. Remove this client's peer on the relay.</w:t>
+            </w:r>
+          </w:p>
+          <w:p>
+            <w:r>
+              <w:rPr>
+                <w:rFonts w:ascii="Verdana" w:eastAsia="Times New Roman" w:hAnsi="Verdana" w:cs="Verdana"/>
+                <w:sz w:val="14"/>
+                <w:szCs w:val="14"/>
+              </w:rPr>
+              <w:t xml:space="preserve">3. Evaluate health every 5 seconds.</w:t>
+            </w:r>
+          </w:p>
+          <w:p>
+            <w:r>
+              <w:rPr>
+                <w:rFonts w:ascii="Verdana" w:eastAsia="Times New Roman" w:hAnsi="Verdana" w:cs="Verdana"/>
+                <w:sz w:val="14"/>
+                <w:szCs w:val="14"/>
+              </w:rPr>
+              <w:t xml:space="preserve">4. Restore the peer on the relay.</w:t>
+            </w:r>
+          </w:p>
+        </w:tc>
+        <w:tc>
+          <w:tcPr>
+            <w:tcW w:w="1200" w:type="dxa"/>
+            <w:tcBorders>
+              <w:top w:val="single" w:sz="4" w:space="0" w:color="auto"/>
+              <w:left w:val="single" w:sz="4" w:space="0" w:color="auto"/>
+              <w:bottom w:val="single" w:sz="4" w:space="0" w:color="auto"/>
+              <w:right w:val="single" w:sz="4" w:space="0" w:color="auto"/>
+            </w:tcBorders>
+          </w:tcPr>
+          <w:p>
+            <w:r>
+              <w:rPr>
+                <w:rFonts w:ascii="Verdana" w:eastAsia="Times New Roman" w:hAnsi="Verdana" w:cs="Verdana"/>
+                <w:sz w:val="14"/>
+                <w:szCs w:val="14"/>
+              </w:rPr>
+              <w:t xml:space="preserve">region=newyork; peer removed with `wg set wg0 peer &lt;key&gt; remove`</w:t>
+            </w:r>
+          </w:p>
+        </w:tc>
+        <w:tc>
+          <w:tcPr>
+            <w:tcW w:w="1700" w:type="dxa"/>
+            <w:tcBorders>
+              <w:top w:val="single" w:sz="4" w:space="0" w:color="auto"/>
+              <w:left w:val="single" w:sz="4" w:space="0" w:color="auto"/>
+              <w:bottom w:val="single" w:sz="4" w:space="0" w:color="auto"/>
+              <w:right w:val="single" w:sz="4" w:space="0" w:color="auto"/>
+            </w:tcBorders>
+          </w:tcPr>
+          <w:p>
+            <w:r>
+              <w:rPr>
+                <w:rFonts w:ascii="Verdana" w:eastAsia="Times New Roman" w:hAnsi="Verdana" w:cs="Verdana"/>
+                <w:sz w:val="14"/>
+                <w:szCs w:val="14"/>
+              </w:rPr>
+              <w:t xml:space="preserve">Within about 180 seconds the state changes to Lost (the app shows "Connection lost") even though the tunnel service is still running. After the relay answers again the state returns to Healthy ("Connection restored").</w:t>
+            </w:r>
+          </w:p>
+        </w:tc>
+        <w:tc>
+          <w:tcPr>
+            <w:tcW w:w="1900" w:type="dxa"/>
+            <w:tcBorders>
+              <w:top w:val="single" w:sz="4" w:space="0" w:color="auto"/>
+              <w:left w:val="single" w:sz="4" w:space="0" w:color="auto"/>
+              <w:bottom w:val="single" w:sz="4" w:space="0" w:color="auto"/>
+              <w:right w:val="single" w:sz="4" w:space="0" w:color="auto"/>
+            </w:tcBorders>
+          </w:tcPr>
+          <w:p>
+            <w:r>
+              <w:rPr>
+                <w:rFonts w:ascii="Verdana" w:eastAsia="Times New Roman" w:hAnsi="Verdana" w:cs="Verdana"/>
+                <w:sz w:val="14"/>
+                <w:szCs w:val="14"/>
+              </w:rPr>
+              <w:t xml:space="preserve">healthy at start (Healthy). After the relay stopped answering, TunnelHealth became Lost in 171 s (last handshake then 182 s old; threshold 180 s) and IsHandshakeActive() = False, while the tunnel service was still RUNNING=True — the reason the app could not tell before. After the relay answered again, state returned to Healthy in 5 s. Run with a split tunnel (only the relay's tunnel address routed, no kill switch) so the PC's own internet stayed up throughout (200).</w:t>
+            </w:r>
+          </w:p>
+        </w:tc>
+        <w:tc>
+          <w:tcPr>
+            <w:tcW w:w="900" w:type="dxa"/>
+            <w:tcBorders>
+              <w:top w:val="single" w:sz="4" w:space="0" w:color="auto"/>
+              <w:left w:val="single" w:sz="4" w:space="0" w:color="auto"/>
+              <w:bottom w:val="single" w:sz="4" w:space="0" w:color="auto"/>
+              <w:right w:val="single" w:sz="4" w:space="0" w:color="auto"/>
+            </w:tcBorders>
+            <w:shd w:val="clear" w:color="auto" w:fill="C6EFCE"/>
+          </w:tcPr>
+          <w:p>
+            <w:r>
+              <w:rPr>
+                <w:rFonts w:ascii="Verdana" w:eastAsia="Times New Roman" w:hAnsi="Verdana" w:cs="Verdana"/>
+                <w:sz w:val="14"/>
+                <w:szCs w:val="14"/>
+              </w:rPr>
+              <w:t xml:space="preserve">Pass</w:t>
+            </w:r>
+          </w:p>
+        </w:tc>
+        <w:tc>
+          <w:tcPr>
+            <w:tcW w:w="1290" w:type="dxa"/>
+            <w:tcBorders>
+              <w:top w:val="single" w:sz="4" w:space="0" w:color="auto"/>
+              <w:left w:val="single" w:sz="4" w:space="0" w:color="auto"/>
+              <w:bottom w:val="single" w:sz="4" w:space="0" w:color="auto"/>
+              <w:right w:val="single" w:sz="4" w:space="0" w:color="auto"/>
+            </w:tcBorders>
+          </w:tcPr>
+          <w:p>
+            <w:r>
+              <w:rPr>
+                <w:rFonts w:ascii="Verdana" w:eastAsia="Times New Roman" w:hAnsi="Verdana" w:cs="Verdana"/>
+                <w:sz w:val="14"/>
+                <w:szCs w:val="14"/>
+              </w:rPr>
+              <w:t xml:space="preserve">Executed 2026-10-11 as Administrator by an automated harness that drives the client's own classes against the production backend and relays. A first attempt using the normal full tunnel was stopped by the tester: with the relay gone, the kill switch blocked all internet access during the 3-minute wait, exactly as designed. The test was re-run with a split tunnel so the wait would not interrupt the PC. The matching GUI behaviour is shown in the Milestone 6 screencast.</w:t>
             </w:r>
           </w:p>
         </w:tc>
